--- a/보관본/러시아 인권변호사/Word/3부/3부_8화_거리로_나선_국민.docx
+++ b/보관본/러시아 인권변호사/Word/3부/3부_8화_거리로_나선_국민.docx
@@ -1972,7 +1972,7 @@
           <w:i w:val="0"/>
           <w:sz w:val="22"/>
         </w:rPr>
-        <w:t xml:space="preserve">Сухинова: </w:t>
+        <w:t xml:space="preserve">Лёша: </w:t>
       </w:r>
       <w:r>
         <w:rPr>
@@ -1982,7 +1982,7 @@
           <w:color w:val="555555"/>
           <w:sz w:val="22"/>
         </w:rPr>
-        <w:t>(выходит из отдела с бумагами)</w:t>
+        <w:t>(с трудом улыбается)</w:t>
       </w:r>
       <w:r>
         <w:rPr>
@@ -1991,30 +1991,7 @@
           <w:i w:val="0"/>
           <w:sz w:val="22"/>
         </w:rPr>
-        <w:t xml:space="preserve"> Протокол у меня. Штраф, административка, ничего больше. Задержание оформлено на пятнадцать минут раньше начала митинга — будем обжаловать.</w:t>
-      </w:r>
-    </w:p>
-    <w:p>
-      <w:pPr>
-        <w:spacing w:before="0" w:after="110" w:line="300" w:lineRule="auto"/>
-      </w:pPr>
-      <w:r>
-        <w:rPr>
-          <w:rFonts w:ascii="Times New Roman" w:hAnsi="Times New Roman" w:eastAsia="Malgun Gothic"/>
-          <w:b/>
-          <w:i w:val="0"/>
-          <w:sz w:val="22"/>
-        </w:rPr>
-        <w:t xml:space="preserve">Саша: </w:t>
-      </w:r>
-      <w:r>
-        <w:rPr>
-          <w:rFonts w:ascii="Times New Roman" w:hAnsi="Times New Roman" w:eastAsia="Malgun Gothic"/>
-          <w:b w:val="0"/>
-          <w:i w:val="0"/>
-          <w:sz w:val="22"/>
-        </w:rPr>
-        <w:t>Инна Сергеевна, а синяк — это тоже в протокол?</w:t>
+        <w:t xml:space="preserve"> Можно. Это — самое важное, что можно.</w:t>
       </w:r>
     </w:p>
     <w:p>
@@ -2038,7 +2015,7 @@
           <w:color w:val="555555"/>
           <w:sz w:val="22"/>
         </w:rPr>
-        <w:t>(смотрит на его скулу)</w:t>
+        <w:t>(выходит из отдела с бумагами)</w:t>
       </w:r>
       <w:r>
         <w:rPr>
@@ -2047,7 +2024,7 @@
           <w:i w:val="0"/>
           <w:sz w:val="22"/>
         </w:rPr>
-        <w:t xml:space="preserve"> Это — в отдельную жалобу. С фотографией и медицинской справкой. Сейчас же в травмпункт.</w:t>
+        <w:t xml:space="preserve"> Протокол у меня. Штраф, административка, ничего больше. Задержание оформлено на пятнадцать минут раньше начала митинга — будем обжаловать.</w:t>
       </w:r>
     </w:p>
     <w:p>
@@ -2062,6 +2039,29 @@
           <w:sz w:val="22"/>
         </w:rPr>
         <w:t xml:space="preserve">Саша: </w:t>
+      </w:r>
+      <w:r>
+        <w:rPr>
+          <w:rFonts w:ascii="Times New Roman" w:hAnsi="Times New Roman" w:eastAsia="Malgun Gothic"/>
+          <w:b w:val="0"/>
+          <w:i w:val="0"/>
+          <w:sz w:val="22"/>
+        </w:rPr>
+        <w:t>Инна Сергеевна, а синяк — это тоже в протокол?</w:t>
+      </w:r>
+    </w:p>
+    <w:p>
+      <w:pPr>
+        <w:spacing w:before="0" w:after="110" w:line="300" w:lineRule="auto"/>
+      </w:pPr>
+      <w:r>
+        <w:rPr>
+          <w:rFonts w:ascii="Times New Roman" w:hAnsi="Times New Roman" w:eastAsia="Malgun Gothic"/>
+          <w:b/>
+          <w:i w:val="0"/>
+          <w:sz w:val="22"/>
+        </w:rPr>
+        <w:t xml:space="preserve">Сухинова: </w:t>
       </w:r>
       <w:r>
         <w:rPr>
@@ -2071,7 +2071,7 @@
           <w:color w:val="555555"/>
           <w:sz w:val="22"/>
         </w:rPr>
-        <w:t>(Лёше, смущённо)</w:t>
+        <w:t>(смотрит на его скулу)</w:t>
       </w:r>
       <w:r>
         <w:rPr>
@@ -2080,30 +2080,7 @@
           <w:i w:val="0"/>
           <w:sz w:val="22"/>
         </w:rPr>
-        <w:t xml:space="preserve"> А можно я потом на участок наблюдателем? Если возьмёте.</w:t>
-      </w:r>
-    </w:p>
-    <w:p>
-      <w:pPr>
-        <w:spacing w:before="0" w:after="110" w:line="300" w:lineRule="auto"/>
-      </w:pPr>
-      <w:r>
-        <w:rPr>
-          <w:rFonts w:ascii="Times New Roman" w:hAnsi="Times New Roman" w:eastAsia="Malgun Gothic"/>
-          <w:b/>
-          <w:i w:val="0"/>
-          <w:sz w:val="22"/>
-        </w:rPr>
-        <w:t xml:space="preserve">Лёша: </w:t>
-      </w:r>
-      <w:r>
-        <w:rPr>
-          <w:rFonts w:ascii="Times New Roman" w:hAnsi="Times New Roman" w:eastAsia="Malgun Gothic"/>
-          <w:b w:val="0"/>
-          <w:i w:val="0"/>
-          <w:sz w:val="22"/>
-        </w:rPr>
-        <w:t>Возьмём. После травмпункта.</w:t>
+        <w:t xml:space="preserve"> Это — в отдельную жалобу. С фотографией и медицинской справкой. Сейчас же в травмпункт.</w:t>
       </w:r>
     </w:p>
     <w:p>
@@ -2127,7 +2104,7 @@
           <w:color w:val="555555"/>
           <w:sz w:val="22"/>
         </w:rPr>
-        <w:t>(уходя, оборачивается)</w:t>
+        <w:t>(Лёше, смущённо)</w:t>
       </w:r>
       <w:r>
         <w:rPr>
@@ -2136,7 +2113,7 @@
           <w:i w:val="0"/>
           <w:sz w:val="22"/>
         </w:rPr>
-        <w:t xml:space="preserve"> Алексей Николаевич! Её найдут. Вот увидите.</w:t>
+        <w:t xml:space="preserve"> А можно я потом на участок наблюдателем? Если возьмёте.</w:t>
       </w:r>
     </w:p>
     <w:p>
@@ -2151,6 +2128,29 @@
           <w:sz w:val="22"/>
         </w:rPr>
         <w:t xml:space="preserve">Лёша: </w:t>
+      </w:r>
+      <w:r>
+        <w:rPr>
+          <w:rFonts w:ascii="Times New Roman" w:hAnsi="Times New Roman" w:eastAsia="Malgun Gothic"/>
+          <w:b w:val="0"/>
+          <w:i w:val="0"/>
+          <w:sz w:val="22"/>
+        </w:rPr>
+        <w:t>Возьмём. После травмпункта.</w:t>
+      </w:r>
+    </w:p>
+    <w:p>
+      <w:pPr>
+        <w:spacing w:before="0" w:after="110" w:line="300" w:lineRule="auto"/>
+      </w:pPr>
+      <w:r>
+        <w:rPr>
+          <w:rFonts w:ascii="Times New Roman" w:hAnsi="Times New Roman" w:eastAsia="Malgun Gothic"/>
+          <w:b/>
+          <w:i w:val="0"/>
+          <w:sz w:val="22"/>
+        </w:rPr>
+        <w:t xml:space="preserve">Саша: </w:t>
       </w:r>
       <w:r>
         <w:rPr>
@@ -2160,7 +2160,7 @@
           <w:color w:val="555555"/>
           <w:sz w:val="22"/>
         </w:rPr>
-        <w:t>(тихо, ему вслед)</w:t>
+        <w:t>(уходя, оборачивается)</w:t>
       </w:r>
       <w:r>
         <w:rPr>
@@ -2169,7 +2169,7 @@
           <w:i w:val="0"/>
           <w:sz w:val="22"/>
         </w:rPr>
-        <w:t xml:space="preserve"> Спасибо, Саша.</w:t>
+        <w:t xml:space="preserve"> Алексей Николаевич! Её найдут. Вот увидите.</w:t>
       </w:r>
     </w:p>
     <w:p>
@@ -2193,7 +2193,7 @@
           <w:color w:val="555555"/>
           <w:sz w:val="22"/>
         </w:rPr>
-        <w:t>(с трудом улыбается)</w:t>
+        <w:t>(тихо, ему вслед)</w:t>
       </w:r>
       <w:r>
         <w:rPr>
@@ -2202,7 +2202,7 @@
           <w:i w:val="0"/>
           <w:sz w:val="22"/>
         </w:rPr>
-        <w:t xml:space="preserve"> Можно. Это — самое важное, что можно.</w:t>
+        <w:t xml:space="preserve"> Спасибо, Саша.</w:t>
       </w:r>
     </w:p>
     <w:p>
@@ -2818,10 +2818,20 @@
         <w:rPr>
           <w:rFonts w:ascii="Times New Roman" w:hAnsi="Times New Roman" w:eastAsia="Malgun Gothic"/>
           <w:b w:val="0"/>
+          <w:i/>
+          <w:color w:val="555555"/>
+          <w:sz w:val="22"/>
+        </w:rPr>
+        <w:t>(срывается)</w:t>
+      </w:r>
+      <w:r>
+        <w:rPr>
+          <w:rFonts w:ascii="Times New Roman" w:hAnsi="Times New Roman" w:eastAsia="Malgun Gothic"/>
+          <w:b w:val="0"/>
           <w:i w:val="0"/>
           <w:sz w:val="22"/>
         </w:rPr>
-        <w:t>Ты приехала одна? Ночным автобусом?</w:t>
+        <w:t xml:space="preserve"> Не сравнивай! Она не умерла!</w:t>
       </w:r>
     </w:p>
     <w:p>
@@ -2844,7 +2854,7 @@
           <w:i w:val="0"/>
           <w:sz w:val="22"/>
         </w:rPr>
-        <w:t>Ночным. Соседка хотела поехать со мной, я не взяла. Кто-то же должен кормить кота.</w:t>
+        <w:t>Прости. Я не сравниваю. Просто… позволь себе горевать хоть немного, Лёша. Ты не сможешь бороться за неё, если сломаешься сам.</w:t>
       </w:r>
     </w:p>
     <w:p>
@@ -2868,7 +2878,7 @@
           <w:color w:val="555555"/>
           <w:sz w:val="22"/>
         </w:rPr>
-        <w:t>(не выдерживает, коротко смеётся сквозь слёзы)</w:t>
+        <w:t>(тихо, со слезами)</w:t>
       </w:r>
       <w:r>
         <w:rPr>
@@ -2877,7 +2887,7 @@
           <w:i w:val="0"/>
           <w:sz w:val="22"/>
         </w:rPr>
-        <w:t xml:space="preserve"> Мам. Какой кот. У вас никогда не было кота.</w:t>
+        <w:t xml:space="preserve"> Я не знаю, как горевать и бороться одновременно, мам. Не знаю, как.</w:t>
       </w:r>
     </w:p>
     <w:p>
@@ -2900,7 +2910,99 @@
           <w:i w:val="0"/>
           <w:sz w:val="22"/>
         </w:rPr>
-        <w:t>Теперь есть. Прибился в тот день, после похорон. Сидит на отцовском стуле. Я его не гоню.</w:t>
+        <w:t>Тогда учись по ходу дела. Как мы все учимся. Помнишь, в школе учили: «Коня на скаку остановит, в горящую избу войдёт». Я всю жизнь думала, это про каких-то других. А это просто про тех, у кого нет выбора.</w:t>
+      </w:r>
+    </w:p>
+    <w:p>
+      <w:pPr>
+        <w:spacing w:before="0" w:after="110" w:line="300" w:lineRule="auto"/>
+      </w:pPr>
+      <w:r>
+        <w:rPr>
+          <w:rFonts w:ascii="Times New Roman" w:hAnsi="Times New Roman" w:eastAsia="Malgun Gothic"/>
+          <w:b/>
+          <w:i w:val="0"/>
+          <w:sz w:val="22"/>
+        </w:rPr>
+        <w:t xml:space="preserve">Лёша: </w:t>
+      </w:r>
+      <w:r>
+        <w:rPr>
+          <w:rFonts w:ascii="Times New Roman" w:hAnsi="Times New Roman" w:eastAsia="Malgun Gothic"/>
+          <w:b w:val="0"/>
+          <w:i w:val="0"/>
+          <w:sz w:val="22"/>
+        </w:rPr>
+        <w:t>Про тебя.</w:t>
+      </w:r>
+    </w:p>
+    <w:p>
+      <w:pPr>
+        <w:spacing w:before="0" w:after="110" w:line="300" w:lineRule="auto"/>
+      </w:pPr>
+      <w:r>
+        <w:rPr>
+          <w:rFonts w:ascii="Times New Roman" w:hAnsi="Times New Roman" w:eastAsia="Malgun Gothic"/>
+          <w:b/>
+          <w:i w:val="0"/>
+          <w:sz w:val="22"/>
+        </w:rPr>
+        <w:t xml:space="preserve">Анна: </w:t>
+      </w:r>
+      <w:r>
+        <w:rPr>
+          <w:rFonts w:ascii="Times New Roman" w:hAnsi="Times New Roman" w:eastAsia="Malgun Gothic"/>
+          <w:b w:val="0"/>
+          <w:i w:val="0"/>
+          <w:sz w:val="22"/>
+        </w:rPr>
+        <w:t>Про нас с тобой, сынок. Про нас.</w:t>
+      </w:r>
+    </w:p>
+    <w:p>
+      <w:pPr>
+        <w:spacing w:before="0" w:after="110" w:line="300" w:lineRule="auto"/>
+      </w:pPr>
+      <w:r>
+        <w:rPr>
+          <w:rFonts w:ascii="Times New Roman" w:hAnsi="Times New Roman" w:eastAsia="Malgun Gothic"/>
+          <w:b/>
+          <w:i w:val="0"/>
+          <w:sz w:val="22"/>
+        </w:rPr>
+        <w:t xml:space="preserve">Лёша: </w:t>
+      </w:r>
+      <w:r>
+        <w:rPr>
+          <w:rFonts w:ascii="Times New Roman" w:hAnsi="Times New Roman" w:eastAsia="Malgun Gothic"/>
+          <w:b w:val="0"/>
+          <w:i w:val="0"/>
+          <w:sz w:val="22"/>
+        </w:rPr>
+        <w:t>Ты приехала одна? Ночным автобусом?</w:t>
+      </w:r>
+    </w:p>
+    <w:p>
+      <w:pPr>
+        <w:spacing w:before="0" w:after="110" w:line="300" w:lineRule="auto"/>
+      </w:pPr>
+      <w:r>
+        <w:rPr>
+          <w:rFonts w:ascii="Times New Roman" w:hAnsi="Times New Roman" w:eastAsia="Malgun Gothic"/>
+          <w:b/>
+          <w:i w:val="0"/>
+          <w:sz w:val="22"/>
+        </w:rPr>
+        <w:t xml:space="preserve">Анна: </w:t>
+      </w:r>
+      <w:r>
+        <w:rPr>
+          <w:rFonts w:ascii="Times New Roman" w:hAnsi="Times New Roman" w:eastAsia="Malgun Gothic"/>
+          <w:b w:val="0"/>
+          <w:i w:val="0"/>
+          <w:sz w:val="22"/>
+        </w:rPr>
+        <w:t>Ночным. Соседка хотела поехать со мной, я не взяла. Кто-то же должен кормить кота.</w:t>
       </w:r>
     </w:p>
     <w:p>
@@ -2924,7 +3026,7 @@
           <w:color w:val="555555"/>
           <w:sz w:val="22"/>
         </w:rPr>
-        <w:t>(срывается)</w:t>
+        <w:t>(не выдерживает, коротко смеётся сквозь слёзы)</w:t>
       </w:r>
       <w:r>
         <w:rPr>
@@ -2933,7 +3035,7 @@
           <w:i w:val="0"/>
           <w:sz w:val="22"/>
         </w:rPr>
-        <w:t xml:space="preserve"> Не сравнивай! Она не умерла!</w:t>
+        <w:t xml:space="preserve"> Мам. Какой кот. У вас никогда не было кота.</w:t>
       </w:r>
     </w:p>
     <w:p>
@@ -2956,109 +3058,7 @@
           <w:i w:val="0"/>
           <w:sz w:val="22"/>
         </w:rPr>
-        <w:t>Прости. Я не сравниваю. Просто… позволь себе горевать хоть немного, Лёша. Ты не сможешь бороться за неё, если сломаешься сам.</w:t>
-      </w:r>
-    </w:p>
-    <w:p>
-      <w:pPr>
-        <w:spacing w:before="0" w:after="110" w:line="300" w:lineRule="auto"/>
-      </w:pPr>
-      <w:r>
-        <w:rPr>
-          <w:rFonts w:ascii="Times New Roman" w:hAnsi="Times New Roman" w:eastAsia="Malgun Gothic"/>
-          <w:b/>
-          <w:i w:val="0"/>
-          <w:sz w:val="22"/>
-        </w:rPr>
-        <w:t xml:space="preserve">Лёша: </w:t>
-      </w:r>
-      <w:r>
-        <w:rPr>
-          <w:rFonts w:ascii="Times New Roman" w:hAnsi="Times New Roman" w:eastAsia="Malgun Gothic"/>
-          <w:b w:val="0"/>
-          <w:i/>
-          <w:color w:val="555555"/>
-          <w:sz w:val="22"/>
-        </w:rPr>
-        <w:t>(тихо, со слезами)</w:t>
-      </w:r>
-      <w:r>
-        <w:rPr>
-          <w:rFonts w:ascii="Times New Roman" w:hAnsi="Times New Roman" w:eastAsia="Malgun Gothic"/>
-          <w:b w:val="0"/>
-          <w:i w:val="0"/>
-          <w:sz w:val="22"/>
-        </w:rPr>
-        <w:t xml:space="preserve"> Я не знаю, как горевать и бороться одновременно, мам. Не знаю, как.</w:t>
-      </w:r>
-    </w:p>
-    <w:p>
-      <w:pPr>
-        <w:spacing w:before="0" w:after="110" w:line="300" w:lineRule="auto"/>
-      </w:pPr>
-      <w:r>
-        <w:rPr>
-          <w:rFonts w:ascii="Times New Roman" w:hAnsi="Times New Roman" w:eastAsia="Malgun Gothic"/>
-          <w:b/>
-          <w:i w:val="0"/>
-          <w:sz w:val="22"/>
-        </w:rPr>
-        <w:t xml:space="preserve">Анна: </w:t>
-      </w:r>
-      <w:r>
-        <w:rPr>
-          <w:rFonts w:ascii="Times New Roman" w:hAnsi="Times New Roman" w:eastAsia="Malgun Gothic"/>
-          <w:b w:val="0"/>
-          <w:i w:val="0"/>
-          <w:sz w:val="22"/>
-        </w:rPr>
-        <w:t>Тогда учись по ходу дела. Как мы все учимся. Помнишь, в школе учили: «Коня на скаку остановит, в горящую избу войдёт». Я всю жизнь думала, это про каких-то других. А это просто про тех, у кого нет выбора.</w:t>
-      </w:r>
-    </w:p>
-    <w:p>
-      <w:pPr>
-        <w:spacing w:before="0" w:after="110" w:line="300" w:lineRule="auto"/>
-      </w:pPr>
-      <w:r>
-        <w:rPr>
-          <w:rFonts w:ascii="Times New Roman" w:hAnsi="Times New Roman" w:eastAsia="Malgun Gothic"/>
-          <w:b/>
-          <w:i w:val="0"/>
-          <w:sz w:val="22"/>
-        </w:rPr>
-        <w:t xml:space="preserve">Лёша: </w:t>
-      </w:r>
-      <w:r>
-        <w:rPr>
-          <w:rFonts w:ascii="Times New Roman" w:hAnsi="Times New Roman" w:eastAsia="Malgun Gothic"/>
-          <w:b w:val="0"/>
-          <w:i w:val="0"/>
-          <w:sz w:val="22"/>
-        </w:rPr>
-        <w:t>Про тебя.</w:t>
-      </w:r>
-    </w:p>
-    <w:p>
-      <w:pPr>
-        <w:spacing w:before="0" w:after="110" w:line="300" w:lineRule="auto"/>
-      </w:pPr>
-      <w:r>
-        <w:rPr>
-          <w:rFonts w:ascii="Times New Roman" w:hAnsi="Times New Roman" w:eastAsia="Malgun Gothic"/>
-          <w:b/>
-          <w:i w:val="0"/>
-          <w:sz w:val="22"/>
-        </w:rPr>
-        <w:t xml:space="preserve">Анна: </w:t>
-      </w:r>
-      <w:r>
-        <w:rPr>
-          <w:rFonts w:ascii="Times New Roman" w:hAnsi="Times New Roman" w:eastAsia="Malgun Gothic"/>
-          <w:b w:val="0"/>
-          <w:i w:val="0"/>
-          <w:sz w:val="22"/>
-        </w:rPr>
-        <w:t>Про нас с тобой, сынок. Про нас.</w:t>
+        <w:t>Теперь есть. Прибился в тот день, после похорон. Сидит на отцовском стуле. Я его не гоню.</w:t>
       </w:r>
     </w:p>
     <w:p>
@@ -3199,7 +3199,7 @@
           <w:i w:val="0"/>
           <w:sz w:val="22"/>
         </w:rPr>
-        <w:t>Скажут то, что есть. Что у кандидата три дня назад пропала любимая женщина, а он всё равно здесь.</w:t>
+        <w:t>Скажут то, что есть. Что у кандидата два дня назад пропала любимая женщина, а он всё равно здесь.</w:t>
       </w:r>
     </w:p>
     <w:p>

--- a/보관본/러시아 인권변호사/Word/3부/3부_8화_거리로_나선_국민.docx
+++ b/보관본/러시아 인권변호사/Word/3부/3부_8화_거리로_나선_국민.docx
@@ -62,7 +62,7 @@
           <w:i w:val="0"/>
           <w:sz w:val="22"/>
         </w:rPr>
-        <w:t>7화로부터 하루 뒤, 다리야 실종 사흘째이자 투표 이틀 전. 전국 열두 개 도시에서 자발적 시위가 동시다발적으로 일어난다.</w:t>
+        <w:t>7화로부터 이틀 뒤, 다리야 실종 사흘째이자 투표 이틀 전. 전국 열두 개 도시에서 자발적 시위가 동시다발적으로 일어난다.</w:t>
       </w:r>
     </w:p>
     <w:p>
